--- a/fuentes/631104_CF04_CFA.docx
+++ b/fuentes/631104_CF04_CFA.docx
@@ -2382,7 +2382,7 @@
           <w:noProof/>
         </w:rPr>
         <w:drawing>
-          <wp:inline distT="0" distB="0" distL="0" distR="0" wp14:anchorId="5BA76D42" wp14:editId="438AFE20">
+          <wp:inline distT="0" distB="0" distL="0" distR="0" wp14:anchorId="5BA76D42" wp14:editId="1076A070">
             <wp:extent cx="4680000" cy="2632501"/>
             <wp:effectExtent l="0" t="0" r="6350" b="0"/>
             <wp:docPr id="2" name="Imagen 2">
@@ -7406,7 +7406,7 @@
           <w:noProof/>
         </w:rPr>
         <w:drawing>
-          <wp:inline distT="0" distB="0" distL="0" distR="0" wp14:anchorId="568283E5" wp14:editId="664A1816">
+          <wp:inline distT="0" distB="0" distL="0" distR="0" wp14:anchorId="568283E5" wp14:editId="11B96579">
             <wp:extent cx="4678680" cy="2422566"/>
             <wp:effectExtent l="0" t="0" r="7620" b="0"/>
             <wp:docPr id="102145082" name="Imagen 102145082">
@@ -10136,7 +10136,7 @@
           <w:noProof/>
         </w:rPr>
         <w:drawing>
-          <wp:inline distT="0" distB="0" distL="0" distR="0" wp14:anchorId="4C844F9B" wp14:editId="2F302D64">
+          <wp:inline distT="0" distB="0" distL="0" distR="0" wp14:anchorId="4C844F9B" wp14:editId="15E1C7C4">
             <wp:extent cx="4680000" cy="2632500"/>
             <wp:effectExtent l="0" t="0" r="6350" b="0"/>
             <wp:docPr id="481764283" name="Imagen 481764283">
@@ -12824,7 +12824,7 @@
           <w:noProof/>
         </w:rPr>
         <w:drawing>
-          <wp:inline distT="0" distB="0" distL="0" distR="0" wp14:anchorId="4F9CAA94" wp14:editId="1542652D">
+          <wp:inline distT="0" distB="0" distL="0" distR="0" wp14:anchorId="4F9CAA94" wp14:editId="417DE5B2">
             <wp:extent cx="4680000" cy="2632500"/>
             <wp:effectExtent l="0" t="0" r="6350" b="0"/>
             <wp:docPr id="1412986226" name="Imagen 1412986226">
@@ -13661,7 +13661,7 @@
               </w:rPr>
             </w:pPr>
             <w:r>
-              <w:t>Responsable del Ecosistema de Recursos Educativos Digitales (RED)</w:t>
+              <w:t>Profesional G06. Responsable Ecosistema Virtual de Recursos Educativos Digitales</w:t>
             </w:r>
           </w:p>
         </w:tc>
@@ -22142,21 +22142,6 @@
 </file>
 
 <file path=customXml/item1.xml><?xml version="1.0" encoding="utf-8"?>
-<p:properties xmlns:p="http://schemas.microsoft.com/office/2006/metadata/properties" xmlns:xsi="http://www.w3.org/2001/XMLSchema-instance" xmlns:pc="http://schemas.microsoft.com/office/infopath/2007/PartnerControls">
-  <documentManagement>
-    <TaxCatchAll xmlns="13c90a0b-73bc-4dc0-be5f-28d77b615beb" xsi:nil="true"/>
-    <lcf76f155ced4ddcb4097134ff3c332f xmlns="13c93bba-48ce-428c-bfe5-88b42c19b028">
-      <Terms xmlns="http://schemas.microsoft.com/office/infopath/2007/PartnerControls"/>
-    </lcf76f155ced4ddcb4097134ff3c332f>
-  </documentManagement>
-</p:properties>
-</file>
-
-<file path=customXml/item2.xml><?xml version="1.0" encoding="utf-8"?>
-<b:Sources xmlns:b="http://schemas.openxmlformats.org/officeDocument/2006/bibliography" xmlns="http://schemas.openxmlformats.org/officeDocument/2006/bibliography" SelectedStyle="\APASixthEditionOfficeOnline.xsl" StyleName="APA" Version="6"/>
-</file>
-
-<file path=customXml/item3.xml><?xml version="1.0" encoding="utf-8"?>
 <ct:contentTypeSchema xmlns:ct="http://schemas.microsoft.com/office/2006/metadata/contentType" xmlns:ma="http://schemas.microsoft.com/office/2006/metadata/properties/metaAttributes" ct:_="" ma:_="" ma:contentTypeName="Documento" ma:contentTypeID="0x0101006A81D6BD42E8DF4C91013959704817E1" ma:contentTypeVersion="15" ma:contentTypeDescription="Crear nuevo documento." ma:contentTypeScope="" ma:versionID="bf4f72ffd194f0963ff564daca6869f7">
   <xsd:schema xmlns:xsd="http://www.w3.org/2001/XMLSchema" xmlns:xs="http://www.w3.org/2001/XMLSchema" xmlns:p="http://schemas.microsoft.com/office/2006/metadata/properties" xmlns:ns2="13c90a0b-73bc-4dc0-be5f-28d77b615beb" xmlns:ns3="13c93bba-48ce-428c-bfe5-88b42c19b028" targetNamespace="http://schemas.microsoft.com/office/2006/metadata/properties" ma:root="true" ma:fieldsID="8718d6f4873a5b1392a45044efa78385" ns2:_="" ns3:_="">
     <xsd:import namespace="13c90a0b-73bc-4dc0-be5f-28d77b615beb"/>
@@ -22391,6 +22376,21 @@
 </ct:contentTypeSchema>
 </file>
 
+<file path=customXml/item2.xml><?xml version="1.0" encoding="utf-8"?>
+<b:Sources xmlns:b="http://schemas.openxmlformats.org/officeDocument/2006/bibliography" xmlns="http://schemas.openxmlformats.org/officeDocument/2006/bibliography" SelectedStyle="\APASixthEditionOfficeOnline.xsl" StyleName="APA" Version="6"/>
+</file>
+
+<file path=customXml/item3.xml><?xml version="1.0" encoding="utf-8"?>
+<p:properties xmlns:p="http://schemas.microsoft.com/office/2006/metadata/properties" xmlns:xsi="http://www.w3.org/2001/XMLSchema-instance" xmlns:pc="http://schemas.microsoft.com/office/infopath/2007/PartnerControls">
+  <documentManagement>
+    <TaxCatchAll xmlns="13c90a0b-73bc-4dc0-be5f-28d77b615beb" xsi:nil="true"/>
+    <lcf76f155ced4ddcb4097134ff3c332f xmlns="13c93bba-48ce-428c-bfe5-88b42c19b028">
+      <Terms xmlns="http://schemas.microsoft.com/office/infopath/2007/PartnerControls"/>
+    </lcf76f155ced4ddcb4097134ff3c332f>
+  </documentManagement>
+</p:properties>
+</file>
+
 <file path=customXml/item4.xml><?xml version="1.0" encoding="utf-8"?>
 <?mso-contentType ?>
 <FormTemplates xmlns="http://schemas.microsoft.com/sharepoint/v3/contenttype/forms">
@@ -22401,25 +22401,6 @@
 </file>
 
 <file path=customXml/itemProps1.xml><?xml version="1.0" encoding="utf-8"?>
-<ds:datastoreItem xmlns:ds="http://schemas.openxmlformats.org/officeDocument/2006/customXml" ds:itemID="{1145D752-ACC1-45E1-AB53-0C756F67FC7F}">
-  <ds:schemaRefs>
-    <ds:schemaRef ds:uri="http://schemas.microsoft.com/office/2006/metadata/properties"/>
-    <ds:schemaRef ds:uri="http://schemas.microsoft.com/office/infopath/2007/PartnerControls"/>
-    <ds:schemaRef ds:uri="13c90a0b-73bc-4dc0-be5f-28d77b615beb"/>
-    <ds:schemaRef ds:uri="13c93bba-48ce-428c-bfe5-88b42c19b028"/>
-  </ds:schemaRefs>
-</ds:datastoreItem>
-</file>
-
-<file path=customXml/itemProps2.xml><?xml version="1.0" encoding="utf-8"?>
-<ds:datastoreItem xmlns:ds="http://schemas.openxmlformats.org/officeDocument/2006/customXml" ds:itemID="{E8AB44A3-7C62-4BD2-82ED-8ABC209970FA}">
-  <ds:schemaRefs>
-    <ds:schemaRef ds:uri="http://schemas.openxmlformats.org/officeDocument/2006/bibliography"/>
-  </ds:schemaRefs>
-</ds:datastoreItem>
-</file>
-
-<file path=customXml/itemProps3.xml><?xml version="1.0" encoding="utf-8"?>
 <ds:datastoreItem xmlns:ds="http://schemas.openxmlformats.org/officeDocument/2006/customXml" ds:itemID="{A30A308E-2259-4DE0-B0BE-773C25CB7692}">
   <ds:schemaRefs>
     <ds:schemaRef ds:uri="http://schemas.microsoft.com/office/2006/metadata/contentType"/>
@@ -22438,6 +22419,25 @@
 </ds:datastoreItem>
 </file>
 
+<file path=customXml/itemProps2.xml><?xml version="1.0" encoding="utf-8"?>
+<ds:datastoreItem xmlns:ds="http://schemas.openxmlformats.org/officeDocument/2006/customXml" ds:itemID="{E8AB44A3-7C62-4BD2-82ED-8ABC209970FA}">
+  <ds:schemaRefs>
+    <ds:schemaRef ds:uri="http://schemas.openxmlformats.org/officeDocument/2006/bibliography"/>
+  </ds:schemaRefs>
+</ds:datastoreItem>
+</file>
+
+<file path=customXml/itemProps3.xml><?xml version="1.0" encoding="utf-8"?>
+<ds:datastoreItem xmlns:ds="http://schemas.openxmlformats.org/officeDocument/2006/customXml" ds:itemID="{1145D752-ACC1-45E1-AB53-0C756F67FC7F}">
+  <ds:schemaRefs>
+    <ds:schemaRef ds:uri="http://schemas.microsoft.com/office/2006/metadata/properties"/>
+    <ds:schemaRef ds:uri="http://schemas.microsoft.com/office/infopath/2007/PartnerControls"/>
+    <ds:schemaRef ds:uri="13c90a0b-73bc-4dc0-be5f-28d77b615beb"/>
+    <ds:schemaRef ds:uri="13c93bba-48ce-428c-bfe5-88b42c19b028"/>
+  </ds:schemaRefs>
+</ds:datastoreItem>
+</file>
+
 <file path=customXml/itemProps4.xml><?xml version="1.0" encoding="utf-8"?>
 <ds:datastoreItem xmlns:ds="http://schemas.openxmlformats.org/officeDocument/2006/customXml" ds:itemID="{81CBDEC1-3B00-44ED-AD36-0268077980BA}">
   <ds:schemaRefs>

--- a/fuentes/631104_CF04_CFA.docx
+++ b/fuentes/631104_CF04_CFA.docx
@@ -2382,7 +2382,7 @@
           <w:noProof/>
         </w:rPr>
         <w:drawing>
-          <wp:inline distT="0" distB="0" distL="0" distR="0" wp14:anchorId="5BA76D42" wp14:editId="1076A070">
+          <wp:inline distT="0" distB="0" distL="0" distR="0" wp14:anchorId="5BA76D42" wp14:editId="6CFFE807">
             <wp:extent cx="4680000" cy="2632501"/>
             <wp:effectExtent l="0" t="0" r="6350" b="0"/>
             <wp:docPr id="2" name="Imagen 2">
@@ -7406,7 +7406,7 @@
           <w:noProof/>
         </w:rPr>
         <w:drawing>
-          <wp:inline distT="0" distB="0" distL="0" distR="0" wp14:anchorId="568283E5" wp14:editId="11B96579">
+          <wp:inline distT="0" distB="0" distL="0" distR="0" wp14:anchorId="568283E5" wp14:editId="34B3B3A7">
             <wp:extent cx="4678680" cy="2422566"/>
             <wp:effectExtent l="0" t="0" r="7620" b="0"/>
             <wp:docPr id="102145082" name="Imagen 102145082">
@@ -10136,7 +10136,7 @@
           <w:noProof/>
         </w:rPr>
         <w:drawing>
-          <wp:inline distT="0" distB="0" distL="0" distR="0" wp14:anchorId="4C844F9B" wp14:editId="15E1C7C4">
+          <wp:inline distT="0" distB="0" distL="0" distR="0" wp14:anchorId="4C844F9B" wp14:editId="65883059">
             <wp:extent cx="4680000" cy="2632500"/>
             <wp:effectExtent l="0" t="0" r="6350" b="0"/>
             <wp:docPr id="481764283" name="Imagen 481764283">
@@ -12824,7 +12824,7 @@
           <w:noProof/>
         </w:rPr>
         <w:drawing>
-          <wp:inline distT="0" distB="0" distL="0" distR="0" wp14:anchorId="4F9CAA94" wp14:editId="417DE5B2">
+          <wp:inline distT="0" distB="0" distL="0" distR="0" wp14:anchorId="4F9CAA94" wp14:editId="1F6E4CE2">
             <wp:extent cx="4680000" cy="2632500"/>
             <wp:effectExtent l="0" t="0" r="6350" b="0"/>
             <wp:docPr id="1412986226" name="Imagen 1412986226">
@@ -14582,7 +14582,7 @@
               </w:rPr>
             </w:pPr>
             <w:r>
-              <w:t>Laura Daniela Burgos Rueda</w:t>
+              <w:t>Luis Gabriel Urueta Álvarez</w:t>
             </w:r>
           </w:p>
         </w:tc>
@@ -14599,13 +14599,7 @@
               </w:rPr>
             </w:pPr>
             <w:r>
-              <w:t>Evaluador</w:t>
-            </w:r>
-            <w:r>
-              <w:t>a</w:t>
-            </w:r>
-            <w:r>
-              <w:t xml:space="preserve"> de contenidos inclusivos y accesibles </w:t>
+              <w:t xml:space="preserve">Validador y vinculador de recursos digitales </w:t>
             </w:r>
           </w:p>
         </w:tc>
@@ -14644,60 +14638,7 @@
               </w:rPr>
             </w:pPr>
             <w:r>
-              <w:t>Jonathan Adié Villafañe</w:t>
-            </w:r>
-          </w:p>
-        </w:tc>
-        <w:tc>
-          <w:tcPr>
-            <w:tcW w:w="3261" w:type="dxa"/>
-          </w:tcPr>
-          <w:p>
-            <w:pPr>
-              <w:pStyle w:val="TextoTablas"/>
-              <w:rPr>
-                <w:rFonts w:cs="Calibri"/>
-                <w:szCs w:val="24"/>
-              </w:rPr>
-            </w:pPr>
-            <w:r>
-              <w:t xml:space="preserve">Validador y vinculador de recursos digitales </w:t>
-            </w:r>
-          </w:p>
-        </w:tc>
-        <w:tc>
-          <w:tcPr>
-            <w:tcW w:w="3969" w:type="dxa"/>
-          </w:tcPr>
-          <w:p>
-            <w:pPr>
-              <w:pStyle w:val="TextoTablas"/>
-              <w:rPr>
-                <w:rFonts w:cs="Calibri"/>
-                <w:szCs w:val="24"/>
-              </w:rPr>
-            </w:pPr>
-            <w:r>
-              <w:t>Centro de Comercio y Servicios – Regional Atlántico</w:t>
-            </w:r>
-          </w:p>
-        </w:tc>
-      </w:tr>
-      <w:tr>
-        <w:tc>
-          <w:tcPr>
-            <w:tcW w:w="2830" w:type="dxa"/>
-          </w:tcPr>
-          <w:p>
-            <w:pPr>
-              <w:pStyle w:val="TextoTablas"/>
-              <w:rPr>
-                <w:rFonts w:cs="Calibri"/>
-                <w:szCs w:val="24"/>
-              </w:rPr>
-            </w:pPr>
-            <w:r>
-              <w:t>Karine Isabel Ospino Fritz</w:t>
+              <w:t>Laura Daniela Burgos Rueda</w:t>
             </w:r>
           </w:p>
         </w:tc>
@@ -22142,6 +22083,21 @@
 </file>
 
 <file path=customXml/item1.xml><?xml version="1.0" encoding="utf-8"?>
+<p:properties xmlns:p="http://schemas.microsoft.com/office/2006/metadata/properties" xmlns:xsi="http://www.w3.org/2001/XMLSchema-instance" xmlns:pc="http://schemas.microsoft.com/office/infopath/2007/PartnerControls">
+  <documentManagement>
+    <TaxCatchAll xmlns="13c90a0b-73bc-4dc0-be5f-28d77b615beb" xsi:nil="true"/>
+    <lcf76f155ced4ddcb4097134ff3c332f xmlns="13c93bba-48ce-428c-bfe5-88b42c19b028">
+      <Terms xmlns="http://schemas.microsoft.com/office/infopath/2007/PartnerControls"/>
+    </lcf76f155ced4ddcb4097134ff3c332f>
+  </documentManagement>
+</p:properties>
+</file>
+
+<file path=customXml/item2.xml><?xml version="1.0" encoding="utf-8"?>
+<b:Sources xmlns:b="http://schemas.openxmlformats.org/officeDocument/2006/bibliography" xmlns="http://schemas.openxmlformats.org/officeDocument/2006/bibliography" SelectedStyle="\APASixthEditionOfficeOnline.xsl" StyleName="APA" Version="6"/>
+</file>
+
+<file path=customXml/item3.xml><?xml version="1.0" encoding="utf-8"?>
 <ct:contentTypeSchema xmlns:ct="http://schemas.microsoft.com/office/2006/metadata/contentType" xmlns:ma="http://schemas.microsoft.com/office/2006/metadata/properties/metaAttributes" ct:_="" ma:_="" ma:contentTypeName="Documento" ma:contentTypeID="0x0101006A81D6BD42E8DF4C91013959704817E1" ma:contentTypeVersion="15" ma:contentTypeDescription="Crear nuevo documento." ma:contentTypeScope="" ma:versionID="bf4f72ffd194f0963ff564daca6869f7">
   <xsd:schema xmlns:xsd="http://www.w3.org/2001/XMLSchema" xmlns:xs="http://www.w3.org/2001/XMLSchema" xmlns:p="http://schemas.microsoft.com/office/2006/metadata/properties" xmlns:ns2="13c90a0b-73bc-4dc0-be5f-28d77b615beb" xmlns:ns3="13c93bba-48ce-428c-bfe5-88b42c19b028" targetNamespace="http://schemas.microsoft.com/office/2006/metadata/properties" ma:root="true" ma:fieldsID="8718d6f4873a5b1392a45044efa78385" ns2:_="" ns3:_="">
     <xsd:import namespace="13c90a0b-73bc-4dc0-be5f-28d77b615beb"/>
@@ -22376,21 +22332,6 @@
 </ct:contentTypeSchema>
 </file>
 
-<file path=customXml/item2.xml><?xml version="1.0" encoding="utf-8"?>
-<b:Sources xmlns:b="http://schemas.openxmlformats.org/officeDocument/2006/bibliography" xmlns="http://schemas.openxmlformats.org/officeDocument/2006/bibliography" SelectedStyle="\APASixthEditionOfficeOnline.xsl" StyleName="APA" Version="6"/>
-</file>
-
-<file path=customXml/item3.xml><?xml version="1.0" encoding="utf-8"?>
-<p:properties xmlns:p="http://schemas.microsoft.com/office/2006/metadata/properties" xmlns:xsi="http://www.w3.org/2001/XMLSchema-instance" xmlns:pc="http://schemas.microsoft.com/office/infopath/2007/PartnerControls">
-  <documentManagement>
-    <TaxCatchAll xmlns="13c90a0b-73bc-4dc0-be5f-28d77b615beb" xsi:nil="true"/>
-    <lcf76f155ced4ddcb4097134ff3c332f xmlns="13c93bba-48ce-428c-bfe5-88b42c19b028">
-      <Terms xmlns="http://schemas.microsoft.com/office/infopath/2007/PartnerControls"/>
-    </lcf76f155ced4ddcb4097134ff3c332f>
-  </documentManagement>
-</p:properties>
-</file>
-
 <file path=customXml/item4.xml><?xml version="1.0" encoding="utf-8"?>
 <?mso-contentType ?>
 <FormTemplates xmlns="http://schemas.microsoft.com/sharepoint/v3/contenttype/forms">
@@ -22401,6 +22342,25 @@
 </file>
 
 <file path=customXml/itemProps1.xml><?xml version="1.0" encoding="utf-8"?>
+<ds:datastoreItem xmlns:ds="http://schemas.openxmlformats.org/officeDocument/2006/customXml" ds:itemID="{1145D752-ACC1-45E1-AB53-0C756F67FC7F}">
+  <ds:schemaRefs>
+    <ds:schemaRef ds:uri="http://schemas.microsoft.com/office/2006/metadata/properties"/>
+    <ds:schemaRef ds:uri="http://schemas.microsoft.com/office/infopath/2007/PartnerControls"/>
+    <ds:schemaRef ds:uri="13c90a0b-73bc-4dc0-be5f-28d77b615beb"/>
+    <ds:schemaRef ds:uri="13c93bba-48ce-428c-bfe5-88b42c19b028"/>
+  </ds:schemaRefs>
+</ds:datastoreItem>
+</file>
+
+<file path=customXml/itemProps2.xml><?xml version="1.0" encoding="utf-8"?>
+<ds:datastoreItem xmlns:ds="http://schemas.openxmlformats.org/officeDocument/2006/customXml" ds:itemID="{E8AB44A3-7C62-4BD2-82ED-8ABC209970FA}">
+  <ds:schemaRefs>
+    <ds:schemaRef ds:uri="http://schemas.openxmlformats.org/officeDocument/2006/bibliography"/>
+  </ds:schemaRefs>
+</ds:datastoreItem>
+</file>
+
+<file path=customXml/itemProps3.xml><?xml version="1.0" encoding="utf-8"?>
 <ds:datastoreItem xmlns:ds="http://schemas.openxmlformats.org/officeDocument/2006/customXml" ds:itemID="{A30A308E-2259-4DE0-B0BE-773C25CB7692}">
   <ds:schemaRefs>
     <ds:schemaRef ds:uri="http://schemas.microsoft.com/office/2006/metadata/contentType"/>
@@ -22419,25 +22379,6 @@
 </ds:datastoreItem>
 </file>
 
-<file path=customXml/itemProps2.xml><?xml version="1.0" encoding="utf-8"?>
-<ds:datastoreItem xmlns:ds="http://schemas.openxmlformats.org/officeDocument/2006/customXml" ds:itemID="{E8AB44A3-7C62-4BD2-82ED-8ABC209970FA}">
-  <ds:schemaRefs>
-    <ds:schemaRef ds:uri="http://schemas.openxmlformats.org/officeDocument/2006/bibliography"/>
-  </ds:schemaRefs>
-</ds:datastoreItem>
-</file>
-
-<file path=customXml/itemProps3.xml><?xml version="1.0" encoding="utf-8"?>
-<ds:datastoreItem xmlns:ds="http://schemas.openxmlformats.org/officeDocument/2006/customXml" ds:itemID="{1145D752-ACC1-45E1-AB53-0C756F67FC7F}">
-  <ds:schemaRefs>
-    <ds:schemaRef ds:uri="http://schemas.microsoft.com/office/2006/metadata/properties"/>
-    <ds:schemaRef ds:uri="http://schemas.microsoft.com/office/infopath/2007/PartnerControls"/>
-    <ds:schemaRef ds:uri="13c90a0b-73bc-4dc0-be5f-28d77b615beb"/>
-    <ds:schemaRef ds:uri="13c93bba-48ce-428c-bfe5-88b42c19b028"/>
-  </ds:schemaRefs>
-</ds:datastoreItem>
-</file>
-
 <file path=customXml/itemProps4.xml><?xml version="1.0" encoding="utf-8"?>
 <ds:datastoreItem xmlns:ds="http://schemas.openxmlformats.org/officeDocument/2006/customXml" ds:itemID="{81CBDEC1-3B00-44ED-AD36-0268077980BA}">
   <ds:schemaRefs>
